--- a/memoire-ngoma/livrables/Note_de_positionnalite_modele.docx
+++ b/memoire-ngoma/livrables/Note_de_positionnalite_modele.docx
@@ -972,7 +972,7 @@
           <w:sz w:val="21"/>
           <w:szCs w:val="21"/>
         </w:rPr>
-        <w:t xml:space="preserve">P11 : surprise devant un dépistage glycémique décrit comme une routine. Il a fallu ne pas la laisser paraître.</w:t>
+        <w:t xml:space="preserve">P11 : surprise devant un rattrapage du test manqué décrit comme une routine. Il a fallu ne pas la laisser paraître.</w:t>
       </w:r>
     </w:p>
     <w:p>
@@ -1018,7 +1018,7 @@
           <w:sz w:val="21"/>
           <w:szCs w:val="21"/>
         </w:rPr>
-        <w:t xml:space="preserve">Ce qui m'a surpris. Mon premier présupposé ne s'est pas vérifié : dans presque tous les centres, le glucomètre existe — mais au laboratoire ou à la consultation des maladies chroniques, jamais en salle de CPN ; ce qui manque à la femme enceinte, c'est l'accès à cet appareil, un espace où dire un résultat sans qu'il soit entendu, et du temps pour l'expliquer. Mon expérience de la biologie médicale a sans doute joué ici : c'est en demandant où se trouvait le glucomètre, et pour qui servaient ses bandelettes, que ce circuit hors de la CPN est apparu (code B8). Le risque inverse existe aussi : surinterpréter ce qui relève du laboratoire, parce que c'est le monde que je connais. L'analyse a ensuite fait apparaître des thèmes que je n'attendais pas : le dispositif de contrôle oriente l'attention (T4 — Ce qui est compté existe), le registre peut masquer l'inégalité (T6 — Le registre comme écran), et le dépistage se prolonge hors du centre par les relais communautaires (T7 — Le dépistage hors des murs). Ces thèmes viennent du matériau, pas de ma grille : c'est un indice que les codes inductifs ont joué leur rôle.</w:t>
+        <w:t xml:space="preserve">Ce qui m'a surpris. Mon premier présupposé ne s'est vérifié qu'en partie : tous les centres ont un glucomètre en salle de CPN et font la glycémie à toutes les femmes à la première visite ; ce qui manque, ce n'est pas l'appareil mais la continuité — des bandelettes sans rupture, un appareil réparé, un prestataire formé présent ce jour-là, une liste des femmes à retester —, un espace où dire un résultat sans qu'il soit entendu, et du temps pour l'expliquer. Mon expérience de la biologie médicale a sans doute joué ici : c'est en demandant d'où venaient les bandelettes, et ce que devenaient les femmes reçues un jour de rupture, que l'interruption du test est apparue (codes B8 et B10). Le risque inverse existe aussi : surinterpréter ce qui relève des intrants, parce que c'est le monde que je connais. L'analyse a ensuite fait apparaître des thèmes que je n'attendais pas : le dispositif de contrôle oriente l'attention (T4 — Ce qui est compté existe), le registre peut masquer l'inégalité (T6 — Le registre comme écran), et le dépistage se prolonge hors du centre par les relais communautaires (T7 — Le dépistage hors des murs). Ces thèmes viennent du matériau, pas de ma grille : c'est un indice que les codes inductifs ont joué leur rôle.</w:t>
       </w:r>
     </w:p>
     <w:p>

--- a/memoire-ngoma/livrables/Note_de_positionnalite_modele.docx
+++ b/memoire-ngoma/livrables/Note_de_positionnalite_modele.docx
@@ -1018,7 +1018,7 @@
           <w:sz w:val="21"/>
           <w:szCs w:val="21"/>
         </w:rPr>
-        <w:t xml:space="preserve">Ce qui m'a surpris. Mon premier présupposé ne s'est vérifié qu'en partie : tous les centres ont un glucomètre en salle de CPN et font la glycémie à toutes les femmes à la première visite ; ce qui manque, ce n'est pas l'appareil mais la continuité — des bandelettes sans rupture, un appareil réparé, un prestataire formé présent ce jour-là, une liste des femmes à retester —, un espace où dire un résultat sans qu'il soit entendu, et du temps pour l'expliquer. Mon expérience de la biologie médicale a sans doute joué ici : c'est en demandant d'où venaient les bandelettes, et ce que devenaient les femmes reçues un jour de rupture, que l'interruption du test est apparue (codes B8 et B10). Le risque inverse existe aussi : surinterpréter ce qui relève des intrants, parce que c'est le monde que je connais. L'analyse a ensuite fait apparaître des thèmes que je n'attendais pas : le dispositif de contrôle oriente l'attention (T4 — Ce qui est compté existe), le registre peut masquer l'inégalité (T6 — Le registre comme écran), et le dépistage se prolonge hors du centre par les relais communautaires (T7 — Le dépistage hors des murs). Ces thèmes viennent du matériau, pas de ma grille : c'est un indice que les codes inductifs ont joué leur rôle.</w:t>
+        <w:t xml:space="preserve">Ce qui m'a surpris. Mon premier présupposé ne s'est vérifié qu'en partie : tous les centres demandent la glycémie pour toutes les femmes à la première visite, et le laboratoire la réalise ; ce qui manque, ce n'est pas l'appareil mais la continuité — des bandelettes sans rupture, un appareil réparé, un laborantin présent ou remplacé, une liste des femmes à retester —, un espace où dire un résultat sans qu'il soit entendu, et du temps pour l'expliquer. Mon expérience de la biologie médicale a sans doute joué ici : c'est en demandant d'où venaient les bandelettes, et ce que devenaient les femmes reçues un jour de rupture, que l'interruption du test est apparue (codes B8 et B10). Le risque inverse existe aussi : surinterpréter ce qui relève des intrants, parce que c'est le monde que je connais. L'analyse a ensuite fait apparaître des thèmes que je n'attendais pas : le dispositif de contrôle oriente l'attention (T4 — Ce qui est compté existe), le registre peut masquer l'inégalité (T6 — Le registre comme écran), et le dépistage se prolonge hors du centre par les relais communautaires (T7 — Le dépistage hors des murs). Ces thèmes viennent du matériau, pas de ma grille : c'est un indice que les codes inductifs ont joué leur rôle.</w:t>
       </w:r>
     </w:p>
     <w:p>

--- a/memoire-ngoma/livrables/Note_de_positionnalite_modele.docx
+++ b/memoire-ngoma/livrables/Note_de_positionnalite_modele.docx
@@ -524,7 +524,7 @@
           <w:sz w:val="21"/>
           <w:szCs w:val="21"/>
         </w:rPr>
-        <w:t xml:space="preserve">J'ai conduit moi-même les 20 entretiens et les 15 observations. Un collaborateur trilingue a transcrit en kinyarwanda les entretiens conduits dans cette langue ; j'en ai fait la traduction française. J'ai transcrit moi-même les 4 entretiens conduits en français à la demande des participantes.</w:t>
+        <w:t xml:space="preserve">J'ai conduit moi-même les 20 entretiens et les 15 observations. Les entretiens n'ont pas été enregistrés : j'ai noté les réponses et les ai mises au propre le jour même ; j'ai traduit en français ceux conduits en kinyarwanda. Les 4 entretiens conduits en français à la demande des participantes n'ont pas été traduits.</w:t>
       </w:r>
     </w:p>
     <w:p>

--- a/memoire-ngoma/livrables/Note_de_positionnalite_modele.docx
+++ b/memoire-ngoma/livrables/Note_de_positionnalite_modele.docx
@@ -155,7 +155,7 @@
           <w:sz w:val="20"/>
           <w:szCs w:val="20"/>
         </w:rPr>
-        <w:t xml:space="preserve">Ce même texte figure dans le projet QualiCode, parmi les mémos de projet.</w:t>
+        <w:t xml:space="preserve">Ce même texte figure dans le projet d'analyse, parmi les mémos de projet.</w:t>
       </w:r>
     </w:p>
     <w:p/>
